--- a/swh/docx/009.content.docx
+++ b/swh/docx/009.content.docx
@@ -18281,7 +18281,7 @@
         <w:rPr>
           <w:lang w:val="sw_KE" w:bidi="sw_KE"/>
         </w:rPr>
-        <w:t xml:space="preserve">Watawala wa kisiasa wakati wa maisha ya Kristo. Kristo alizaliwa wakati Herode Mkuu alipokuwa akitawala. Mwana wa Herode, Herode Antipa, alikuwa mtawala wa Galilaya na Perea, maeneo ambako Yesu na Yohana Mbatizaji walifanya huduma zao nyingi. Ni mtawala huyu aliyemkata kichwa Yohana Mbatizaji na kumjaribu Kristo kabla tu ya kifo chake. Herode Agripa I alikuwa mtesaji wa kanisa katika </w:t>
+        <w:t xml:space="preserve">Familia ya Herode walikuwa watawala wa kisiasa wakati wa matukio yanayoelezwa katika Agano Jipya. Kristo alizaliwa wakati Herode Mkuu alipokuwa akitawala. Mwana wa Herode, Herode Antipa, alikuwa mtawala wa Galilaya na Perea, maeneo ambako Yesu na Yohana Mbatizaji walifanya huduma zao nyingi. Ni mtawala huyu aliyemkata kichwa Yohana Mbatizaji na kumjaribu Kristo kabla tu ya kifo chake. Herode Agripa I alikuwa mtesaji wa kanisa katika </w:t>
       </w:r>
       <w:hyperlink r:id="rId475">
         <w:r>

--- a/swh/docx/009.content.docx
+++ b/swh/docx/009.content.docx
@@ -19,7 +19,7 @@
         <w:rPr>
           <w:lang w:val="sw_KE" w:bidi="sw_KE"/>
         </w:rPr>
-        <w:t>Resource: Kamusi ya Biblia (Tyndale)</w:t>
+        <w:t>Resource: Tyndale Open Bible Dictionary</w:t>
       </w:r>
       <w:r>
         <w:rPr>
@@ -112,7 +112,7 @@
         <w:rPr>
           <w:lang w:val="sw_KE" w:bidi="sw_KE"/>
         </w:rPr>
-        <w:t>Kamusi ya Biblia (Tyndale)</w:t>
+        <w:t>Tyndale Open Bible Dictionary</w:t>
       </w:r>
     </w:p>
     <w:p>

--- a/swh/docx/009.content.docx
+++ b/swh/docx/009.content.docx
@@ -19,7 +19,7 @@
         <w:rPr>
           <w:lang w:val="sw_KE" w:bidi="sw_KE"/>
         </w:rPr>
-        <w:t>Resource: Tyndale Open Bible Dictionary</w:t>
+        <w:t>Resource: Aquifer Open Bible Dictionary</w:t>
       </w:r>
       <w:r>
         <w:rPr>
@@ -112,7 +112,7 @@
         <w:rPr>
           <w:lang w:val="sw_KE" w:bidi="sw_KE"/>
         </w:rPr>
-        <w:t>Tyndale Open Bible Dictionary</w:t>
+        <w:t>Aquifer Open Bible Dictionary</w:t>
       </w:r>
     </w:p>
     <w:p>
